--- a/reports/分报告/08_算法报告_RL在线自整定.docx
+++ b/reports/分报告/08_算法报告_RL在线自整定.docx
@@ -18,6 +18,52 @@
       </w:r>
     </w:p>
     <w:p/>
+    <w:p>
+      <w:pPr>
+        <w:spacing w:after="40"/>
+        <w:ind w:left="340"/>
+      </w:pPr>
+      <w:r>
+        <w:rPr>
+          <w:rFonts w:ascii="微软雅黑" w:hAnsi="微软雅黑" w:eastAsia="微软雅黑"/>
+          <w:b/>
+          <w:i w:val="0"/>
+          <w:color w:val="595959"/>
+          <w:sz w:val="19"/>
+        </w:rPr>
+        <w:t>30 秒看懂</w:t>
+      </w:r>
+      <w:r>
+        <w:rPr>
+          <w:rFonts w:ascii="微软雅黑" w:hAnsi="微软雅黑" w:eastAsia="微软雅黑"/>
+          <w:b w:val="0"/>
+          <w:i w:val="0"/>
+          <w:color w:val="595959"/>
+          <w:sz w:val="19"/>
+        </w:rPr>
+        <w:t>：把调参当成打游戏练出来的——状态是"偏差×偏差变化×上次出力"75 格，动作是 9 档"相对 IMC 的增益倍数"，在虚拟空调里练 750 局，把最好的记成表，真机只查表不动脑。80 场景总分全场最优。想自己跑：</w:t>
+      </w:r>
+      <w:r>
+        <w:rPr>
+          <w:rFonts w:ascii="Consolas" w:hAnsi="Consolas" w:eastAsia="微软雅黑"/>
+          <w:b w:val="0"/>
+          <w:i w:val="0"/>
+          <w:color w:val="A31515"/>
+          <w:sz w:val="17"/>
+        </w:rPr>
+        <w:t>python run.py pipeline --quick</w:t>
+      </w:r>
+      <w:r>
+        <w:rPr>
+          <w:rFonts w:ascii="微软雅黑" w:hAnsi="微软雅黑" w:eastAsia="微软雅黑"/>
+          <w:b w:val="0"/>
+          <w:i w:val="0"/>
+          <w:color w:val="595959"/>
+          <w:sz w:val="19"/>
+        </w:rPr>
+        <w:t>（训练约 16 秒 PC 时间）。</w:t>
+      </w:r>
+    </w:p>
     <w:p>
       <w:pPr>
         <w:spacing w:after="80"/>
@@ -240,7 +286,7 @@
             <w:r>
               <w:drawing>
                 <wp:inline xmlns:a="http://schemas.openxmlformats.org/drawingml/2006/main" xmlns:pic="http://schemas.openxmlformats.org/drawingml/2006/picture">
-                  <wp:extent cx="103632" cy="173736"/>
+                  <wp:extent cx="100584" cy="173736"/>
                   <wp:docPr id="1" name="Picture 1"/>
                   <wp:cNvGraphicFramePr>
                     <a:graphicFrameLocks noChangeAspect="1"/>
@@ -261,7 +307,7 @@
                         <pic:spPr>
                           <a:xfrm>
                             <a:off x="0" y="0"/>
-                            <a:ext cx="103632" cy="173736"/>
+                            <a:ext cx="100584" cy="173736"/>
                           </a:xfrm>
                           <a:prstGeom prst="rect"/>
                         </pic:spPr>
@@ -339,7 +385,7 @@
                 <w:i w:val="0"/>
                 <w:sz w:val="18"/>
               </w:rPr>
-              <w:t>（Kp/Ki 各 ×0.9/×1.0/×1.1 的组合）→ 经 ±10% 安全变化层限步进</w:t>
+              <w:t>（Kp/Ki 各 ×0.9/×1.0/×1.1 的组合）→ 经 ±10% 步长限制分步靠近</w:t>
             </w:r>
           </w:p>
         </w:tc>
@@ -604,7 +650,7 @@
           <w:i w:val="0"/>
           <w:sz w:val="21"/>
         </w:rPr>
-        <w:t>部署门：均值差于 IMC 2% 或热状态覆盖 &lt;80% → 整表拒绝、回退 IMC（v3 中通过）。</w:t>
+        <w:t>上线检查有两条：平均比 IMC 差 2% 以上、或热状态覆盖 &lt;80%，整张表作废、改用 IMC（v3 这轮通过了）。</w:t>
       </w:r>
     </w:p>
     <w:p>
@@ -1189,7 +1235,7 @@
           <w:i w:val="0"/>
           <w:sz w:val="21"/>
         </w:rPr>
-        <w:t>最终部署的不是"最佳检查点"，而是早停后重新选表得到的策略</w:t>
+        <w:t>最终用的不是"最佳检查点"，而是早停后重新挑出来的策略</w:t>
       </w:r>
       <w:r>
         <w:rPr>
@@ -1216,7 +1262,7 @@
           <w:i w:val="0"/>
           <w:sz w:val="21"/>
         </w:rPr>
-        <w:t>，优于最佳检查点 32.77，也优于 IMC 基线 32.91（改善 2.92%），并被部署门接受（</w:t>
+        <w:t>，优于最佳检查点 32.77，也优于 IMC 基线 32.91（好 2.92%），并通过上线检查（</w:t>
       </w:r>
       <w:r>
         <w:rPr>
@@ -1235,7 +1281,7 @@
           <w:i w:val="0"/>
           <w:sz w:val="21"/>
         </w:rPr>
-        <w:t>）。读者容易问"为什么早停选表 31.95 比最佳检查点 32.77 还好"——答案是两者口径不同：32.77 是训练途中每 25 回合快照的验证值，31.95 是训练结束后在验证集上做最终资格化评估（含基线 bootstrap 与热状态分箱策略族选择）得到的部署值。</w:t>
+        <w:t>）。读者容易问"为什么早停选表 31.95 比最佳检查点 32.77 还好"——答案是两者口径不同：32.77 是训练途中每 25 回合快照的验证值，31.95 是训练结束后在验证集上做最终复核（含基线 bootstrap 与热状态分箱策略族选择）得到的部署值。</w:t>
       </w:r>
     </w:p>
     <w:p>
@@ -2444,7 +2490,7 @@
                 <w:i w:val="0"/>
                 <w:sz w:val="18"/>
               </w:rPr>
-              <w:t>回退事件</w:t>
+              <w:t>切回 IMC 次数</w:t>
             </w:r>
           </w:p>
         </w:tc>
@@ -2619,7 +2665,7 @@
           <w:i w:val="0"/>
           <w:sz w:val="21"/>
         </w:rPr>
-        <w:t>：① 该测试中出现过 1 次回退事件（异常状态触发 IMC 回退后恢复，属安全机制按设计生效）；② 若把补跑的安全 BO（58.71）与 LLM（65.89）纳入比较，RL 在混合工况并非绝对最优——风险导向整定的保守固定增益在该复合场景更强，这说明"在线自适应"与"风险口径整定"解决的是不同问题。</w:t>
+        <w:t>：① 该测试中遇到 1 次没见过的状态、按设计切回 IMC 后恢复；② 若把补跑的安全 BO（58.71）与 LLM（65.89）纳入比较，RL 在混合工况并非绝对最优——风险导向整定的保守固定增益在该复合场景更强，这说明"在线自适应"与"风险口径整定"解决的是不同问题。</w:t>
       </w:r>
     </w:p>
     <w:p>
@@ -2684,7 +2730,7 @@
           <w:i w:val="0"/>
           <w:sz w:val="21"/>
         </w:rPr>
-        <w:t>缺点：训练等效 4018 对象小时（成本高）；Q 表离散化牺牲精度；动作语义锚定 IMC（换基准需重训）；1 次回退事件提示宽工况覆盖仍是边界；</w:t>
+        <w:t>缺点：训练等效 4018 对象小时（成本高）；Q 表离散化牺牲精度；动作语义锚定 IMC（换基准需重训）；1 次切回 IMC 说明宽工况覆盖仍是边界；</w:t>
       </w:r>
     </w:p>
     <w:p>
@@ -2928,7 +2974,7 @@
                 <w:i w:val="0"/>
                 <w:sz w:val="18"/>
               </w:rPr>
-              <w:t>未过部署门时的候选 Q 表</w:t>
+              <w:t>未过上线检查时的候选 Q 表</w:t>
             </w:r>
           </w:p>
         </w:tc>
@@ -2944,7 +2990,7 @@
                 <w:i w:val="0"/>
                 <w:sz w:val="18"/>
               </w:rPr>
-              <w:t>第 2 节部署门</w:t>
+              <w:t>第 2 节上线检查</w:t>
             </w:r>
           </w:p>
         </w:tc>
@@ -3218,7 +3264,7 @@
                 <w:color w:val="A31515"/>
                 <w:sz w:val="16"/>
               </w:rPr>
-              <w:t>outputs/case_timeseries.csv</w:t>
+              <w:t>outputs_review_v3/case_timeseries.csv</w:t>
             </w:r>
           </w:p>
         </w:tc>
@@ -3285,7 +3331,7 @@
                 <w:i w:val="0"/>
                 <w:sz w:val="18"/>
               </w:rPr>
-              <w:t>v3 封存部署清单（通过部署门记录）</w:t>
+              <w:t>v3 封存部署清单（通过上线检查的记录）</w:t>
             </w:r>
           </w:p>
         </w:tc>
